--- a/flow/20230914_vu_template/drafts/2024-02-u/02-ПТ-Стрітення.docx
+++ b/flow/20230914_vu_template/drafts/2024-02-u/02-ПТ-Стрітення.docx
@@ -3,76 +3,23 @@
 <w:document xmlns:mc="http://schemas.openxmlformats.org/markup-compatibility/2006" xmlns:o="urn:schemas-microsoft-com:office:office" xmlns:r="http://schemas.openxmlformats.org/officeDocument/2006/relationships" xmlns:m="http://schemas.openxmlformats.org/officeDocument/2006/math" xmlns:v="urn:schemas-microsoft-com:vml" xmlns:wp="http://schemas.openxmlformats.org/drawingml/2006/wordprocessingDrawing" xmlns:w10="urn:schemas-microsoft-com:office:word" xmlns:w="http://schemas.openxmlformats.org/wordprocessingml/2006/main" xmlns:wne="http://schemas.microsoft.com/office/word/2006/wordml" xmlns:sl="http://schemas.openxmlformats.org/schemaLibrary/2006/main" xmlns:a="http://schemas.openxmlformats.org/drawingml/2006/main" xmlns:pic="http://schemas.openxmlformats.org/drawingml/2006/picture" xmlns:c="http://schemas.openxmlformats.org/drawingml/2006/chart" xmlns:lc="http://schemas.openxmlformats.org/drawingml/2006/lockedCanvas" xmlns:dgm="http://schemas.openxmlformats.org/drawingml/2006/diagram" xmlns:wps="http://schemas.microsoft.com/office/word/2010/wordprocessingShape" xmlns:wpg="http://schemas.microsoft.com/office/word/2010/wordprocessingGroup" xmlns:w14="http://schemas.microsoft.com/office/word/2010/wordml" xmlns:w15="http://schemas.microsoft.com/office/word/2012/wordml">
   <w:body>
     <w:p>
-      <w:pPr>
-        <w:spacing w:after="120" w:lineRule="auto"/>
-        <w:rPr>
-          <w:rFonts w:ascii="Times New Roman" w:cs="Times New Roman" w:eastAsia="Times New Roman" w:hAnsi="Times New Roman"/>
-          <w:b w:val="1"/>
-          <w:color w:val="ff0000"/>
-          <w:sz w:val="24"/>
-          <w:szCs w:val="24"/>
-        </w:rPr>
-      </w:pPr>
-      <w:r>
-        <w:rPr>
-          <w:rFonts w:ascii="Times New Roman" w:cs="Times New Roman" w:eastAsia="Times New Roman" w:hAnsi="Times New Roman"/>
-          <w:color w:val="ff0000"/>
-          <w:sz w:val="24"/>
-          <w:szCs w:val="24"/>
-          <w:rtl w:val="0"/>
-        </w:rPr>
-        <w:t xml:space="preserve">Лютий 15 Середа</w:t>
-        <w:br w:type="textWrapping"/>
-        <w:t xml:space="preserve">15 (2) </w:t>
-      </w:r>
-      <w:r>
-        <w:rPr>
-          <w:rFonts w:ascii="Quattrocento Sans" w:cs="Quattrocento Sans" w:eastAsia="Quattrocento Sans" w:hAnsi="Quattrocento Sans"/>
-          <w:b w:val="1"/>
-          <w:color w:val="ff0000"/>
-          <w:sz w:val="24"/>
-          <w:szCs w:val="24"/>
-          <w:rtl w:val="0"/>
-        </w:rPr>
-        <w:t xml:space="preserve">🕀</w:t>
-      </w:r>
-      <w:r>
-        <w:rPr>
-          <w:rFonts w:ascii="Times New Roman" w:cs="Times New Roman" w:eastAsia="Times New Roman" w:hAnsi="Times New Roman"/>
-          <w:b w:val="1"/>
-          <w:color w:val="ff0000"/>
-          <w:sz w:val="24"/>
-          <w:szCs w:val="24"/>
-          <w:rtl w:val="0"/>
-        </w:rPr>
-        <w:t xml:space="preserve"> </w:t>
-      </w:r>
-      <w:r>
-        <w:rPr>
-          <w:rFonts w:ascii="Times New Roman" w:cs="Times New Roman" w:eastAsia="Times New Roman" w:hAnsi="Times New Roman"/>
-          <w:b w:val="1"/>
-          <w:i w:val="1"/>
-          <w:color w:val="ff0000"/>
-          <w:sz w:val="24"/>
-          <w:szCs w:val="24"/>
-          <w:rtl w:val="0"/>
-        </w:rPr>
-        <w:t xml:space="preserve">СТРІТЕННЯ ГОСПОДА БОГА І СПАСА НАШОГО ІСУСА ХРИСТА.</w:t>
-      </w:r>
-      <w:r>
-        <w:rPr>
-          <w:rFonts w:ascii="Times New Roman" w:cs="Times New Roman" w:eastAsia="Times New Roman" w:hAnsi="Times New Roman"/>
-          <w:color w:val="ff0000"/>
-          <w:sz w:val="24"/>
-          <w:szCs w:val="24"/>
-          <w:rtl w:val="0"/>
-        </w:rPr>
-        <w:br w:type="textWrapping"/>
-      </w:r>
-      <w:r>
-        <w:rPr>
-          <w:rtl w:val="0"/>
-        </w:rPr>
+      <w:r>
+        <w:rPr>
+          <w:rFonts w:ascii="Times New Roman" w:hAnsi="Times New Roman"/>
+          <w:sz w:val="24"/>
+        </w:rPr>
+        <w:t>Лютий 2 П'ятниця</w:t>
+      </w:r>
+    </w:p>
+    <w:p>
+      <w:r>
+        <w:rPr>
+          <w:rFonts w:ascii="Times New Roman" w:hAnsi="Times New Roman"/>
+          <w:b/>
+          <w:color w:val="FF4400"/>
+          <w:sz w:val="24"/>
+        </w:rPr>
+        <w:t xml:space="preserve">🕀 Стрітення Господа Бога і Спаса нашого Ісуса Христа </w:t>
       </w:r>
     </w:p>
     <w:p>
@@ -4668,123 +4615,422 @@
     </w:p>
     <w:p>
       <w:pPr>
-        <w:pStyle w:val="Heading3"/>
-        <w:spacing w:after="120" w:before="0" w:lineRule="auto"/>
-        <w:jc w:val="center"/>
-        <w:rPr>
-          <w:rFonts w:ascii="Times New Roman" w:cs="Times New Roman" w:eastAsia="Times New Roman" w:hAnsi="Times New Roman"/>
-          <w:i w:val="1"/>
-          <w:color w:val="ff0000"/>
-          <w:sz w:val="24"/>
-          <w:szCs w:val="24"/>
-        </w:rPr>
-      </w:pPr>
-      <w:r>
-        <w:rPr>
-          <w:rFonts w:ascii="Times New Roman" w:cs="Times New Roman" w:eastAsia="Times New Roman" w:hAnsi="Times New Roman"/>
-          <w:i w:val="1"/>
-          <w:color w:val="ff0000"/>
-          <w:sz w:val="24"/>
-          <w:szCs w:val="24"/>
-          <w:rtl w:val="0"/>
-        </w:rPr>
-        <w:t xml:space="preserve">Прокімен</w:t>
-      </w:r>
-    </w:p>
-    <w:p>
-      <w:pPr>
-        <w:spacing w:after="120" w:lineRule="auto"/>
-        <w:jc w:val="center"/>
-        <w:rPr>
-          <w:rFonts w:ascii="Times New Roman" w:cs="Times New Roman" w:eastAsia="Times New Roman" w:hAnsi="Times New Roman"/>
-          <w:i w:val="1"/>
-          <w:color w:val="ff0000"/>
-          <w:sz w:val="24"/>
-          <w:szCs w:val="24"/>
-        </w:rPr>
-      </w:pPr>
-      <w:r>
-        <w:rPr>
-          <w:rFonts w:ascii="Times New Roman" w:cs="Times New Roman" w:eastAsia="Times New Roman" w:hAnsi="Times New Roman"/>
-          <w:i w:val="1"/>
-          <w:color w:val="ff0000"/>
-          <w:sz w:val="24"/>
-          <w:szCs w:val="24"/>
-          <w:rtl w:val="0"/>
-        </w:rPr>
-        <w:t xml:space="preserve">Псалом 22 (г. 1):</w:t>
-      </w:r>
-    </w:p>
-    <w:p>
-      <w:pPr>
-        <w:spacing w:after="120" w:lineRule="auto"/>
-        <w:jc w:val="both"/>
-        <w:rPr>
-          <w:rFonts w:ascii="Times New Roman" w:cs="Times New Roman" w:eastAsia="Times New Roman" w:hAnsi="Times New Roman"/>
-          <w:sz w:val="24"/>
-          <w:szCs w:val="24"/>
-        </w:rPr>
-      </w:pPr>
-      <w:r>
-        <w:rPr>
-          <w:rFonts w:ascii="Times New Roman" w:cs="Times New Roman" w:eastAsia="Times New Roman" w:hAnsi="Times New Roman"/>
-          <w:sz w:val="24"/>
-          <w:szCs w:val="24"/>
-          <w:rtl w:val="0"/>
-        </w:rPr>
-        <w:t xml:space="preserve">Милість твоя, Господи, буде зі мною* по всі дні життя мого.</w:t>
-      </w:r>
-    </w:p>
-    <w:p>
-      <w:pPr>
-        <w:spacing w:after="120" w:lineRule="auto"/>
-        <w:jc w:val="both"/>
-        <w:rPr>
-          <w:rFonts w:ascii="Times New Roman" w:cs="Times New Roman" w:eastAsia="Times New Roman" w:hAnsi="Times New Roman"/>
-          <w:sz w:val="24"/>
-          <w:szCs w:val="24"/>
+        <w:pStyle w:val="3"/>
+      </w:pPr>
+      <w:r>
+        <w:rPr>
+          <w:rFonts w:ascii="Times New Roman" w:hAnsi="Times New Roman"/>
+          <w:b/>
+          <w:i/>
+          <w:color w:val="FF0000"/>
+          <w:sz w:val="24"/>
+        </w:rPr>
+        <w:t>Прокімен</w:t>
+      </w:r>
+    </w:p>
+    <w:p>
+      <w:pPr>
+        <w:pStyle w:val="a"/>
+      </w:pPr>
+      <w:r>
+        <w:rPr>
+          <w:rFonts w:ascii="Times New Roman" w:hAnsi="Times New Roman"/>
+          <w:i/>
+          <w:color w:val="FF0000"/>
+          <w:sz w:val="24"/>
+        </w:rPr>
+        <w:t>Псалом</w:t>
+      </w:r>
+      <w:r>
+        <w:rPr>
+          <w:rFonts w:ascii="Times New Roman" w:hAnsi="Times New Roman"/>
+          <w:i/>
+          <w:color w:val="FF0000"/>
+          <w:sz w:val="24"/>
+        </w:rPr>
+        <w:t xml:space="preserve"> </w:t>
+      </w:r>
+      <w:r>
+        <w:rPr>
+          <w:rFonts w:ascii="Times New Roman" w:hAnsi="Times New Roman"/>
+          <w:i/>
+          <w:color w:val="FF0000"/>
+          <w:sz w:val="24"/>
+        </w:rPr>
+        <w:t>120</w:t>
+      </w:r>
+      <w:r>
+        <w:rPr>
+          <w:rFonts w:ascii="Times New Roman" w:hAnsi="Times New Roman"/>
+          <w:i/>
+          <w:color w:val="FF0000"/>
+          <w:sz w:val="24"/>
+        </w:rPr>
+        <w:t xml:space="preserve"> </w:t>
+      </w:r>
+      <w:r>
+        <w:rPr>
+          <w:rFonts w:ascii="Times New Roman" w:hAnsi="Times New Roman"/>
+          <w:i/>
+          <w:color w:val="FF0000"/>
+          <w:sz w:val="24"/>
+        </w:rPr>
+        <w:t>(г.</w:t>
+      </w:r>
+      <w:r>
+        <w:rPr>
+          <w:rFonts w:ascii="Times New Roman" w:hAnsi="Times New Roman"/>
+          <w:i/>
+          <w:color w:val="FF0000"/>
+          <w:sz w:val="24"/>
+        </w:rPr>
+        <w:t xml:space="preserve"> </w:t>
+      </w:r>
+      <w:r>
+        <w:rPr>
+          <w:rFonts w:ascii="Times New Roman" w:hAnsi="Times New Roman"/>
+          <w:i/>
+          <w:color w:val="FF0000"/>
+          <w:sz w:val="24"/>
+        </w:rPr>
+        <w:t>6):</w:t>
+      </w:r>
+    </w:p>
+    <w:p>
+      <w:pPr>
+        <w:pStyle w:val="a"/>
+      </w:pPr>
+      <w:r>
+        <w:rPr>
+          <w:rFonts w:ascii="Times New Roman" w:hAnsi="Times New Roman"/>
+          <w:b/>
+          <w:color w:val="000000"/>
+          <w:sz w:val="24"/>
+        </w:rPr>
+        <w:t>Допомога</w:t>
+      </w:r>
+      <w:r>
+        <w:rPr>
+          <w:rFonts w:ascii="Times New Roman" w:hAnsi="Times New Roman"/>
+          <w:b/>
+          <w:color w:val="000000"/>
+          <w:sz w:val="24"/>
+        </w:rPr>
+        <w:t xml:space="preserve"> </w:t>
+      </w:r>
+      <w:r>
+        <w:rPr>
+          <w:rFonts w:ascii="Times New Roman" w:hAnsi="Times New Roman"/>
+          <w:b/>
+          <w:color w:val="000000"/>
+          <w:sz w:val="24"/>
+        </w:rPr>
+        <w:t>моя</w:t>
+      </w:r>
+      <w:r>
+        <w:rPr>
+          <w:rFonts w:ascii="Times New Roman" w:hAnsi="Times New Roman"/>
+          <w:b/>
+          <w:color w:val="000000"/>
+          <w:sz w:val="24"/>
+        </w:rPr>
+        <w:t xml:space="preserve"> </w:t>
+      </w:r>
+      <w:r>
+        <w:rPr>
+          <w:rFonts w:ascii="Times New Roman" w:hAnsi="Times New Roman"/>
+          <w:b/>
+          <w:color w:val="000000"/>
+          <w:sz w:val="24"/>
+        </w:rPr>
+        <w:t>від</w:t>
+      </w:r>
+      <w:r>
+        <w:rPr>
+          <w:rFonts w:ascii="Times New Roman" w:hAnsi="Times New Roman"/>
+          <w:b/>
+          <w:color w:val="000000"/>
+          <w:sz w:val="24"/>
+        </w:rPr>
+        <w:t xml:space="preserve"> </w:t>
+      </w:r>
+      <w:r>
+        <w:rPr>
+          <w:rFonts w:ascii="Times New Roman" w:hAnsi="Times New Roman"/>
+          <w:b/>
+          <w:color w:val="000000"/>
+          <w:sz w:val="24"/>
+        </w:rPr>
+        <w:t>Господа,*</w:t>
+      </w:r>
+      <w:r>
+        <w:rPr>
+          <w:rFonts w:ascii="Times New Roman" w:hAnsi="Times New Roman"/>
+          <w:b/>
+          <w:color w:val="000000"/>
+          <w:sz w:val="24"/>
+        </w:rPr>
+        <w:t xml:space="preserve"> </w:t>
+      </w:r>
+      <w:r>
+        <w:rPr>
+          <w:rFonts w:ascii="Times New Roman" w:hAnsi="Times New Roman"/>
+          <w:b/>
+          <w:color w:val="000000"/>
+          <w:sz w:val="24"/>
+        </w:rPr>
+        <w:t>що</w:t>
+      </w:r>
+      <w:r>
+        <w:rPr>
+          <w:rFonts w:ascii="Times New Roman" w:hAnsi="Times New Roman"/>
+          <w:b/>
+          <w:color w:val="000000"/>
+          <w:sz w:val="24"/>
+        </w:rPr>
+        <w:t xml:space="preserve"> </w:t>
+      </w:r>
+      <w:r>
+        <w:rPr>
+          <w:rFonts w:ascii="Times New Roman" w:hAnsi="Times New Roman"/>
+          <w:b/>
+          <w:color w:val="000000"/>
+          <w:sz w:val="24"/>
+        </w:rPr>
+        <w:t>створив</w:t>
+      </w:r>
+      <w:r>
+        <w:rPr>
+          <w:rFonts w:ascii="Times New Roman" w:hAnsi="Times New Roman"/>
+          <w:b/>
+          <w:color w:val="000000"/>
+          <w:sz w:val="24"/>
+        </w:rPr>
+        <w:t xml:space="preserve"> </w:t>
+      </w:r>
+      <w:r>
+        <w:rPr>
+          <w:rFonts w:ascii="Times New Roman" w:hAnsi="Times New Roman"/>
+          <w:b/>
+          <w:color w:val="000000"/>
+          <w:sz w:val="24"/>
+        </w:rPr>
+        <w:t>небо</w:t>
+      </w:r>
+      <w:r>
+        <w:rPr>
+          <w:rFonts w:ascii="Times New Roman" w:hAnsi="Times New Roman"/>
+          <w:b/>
+          <w:color w:val="000000"/>
+          <w:sz w:val="24"/>
+        </w:rPr>
+        <w:t xml:space="preserve"> </w:t>
+      </w:r>
+      <w:r>
+        <w:rPr>
+          <w:rFonts w:ascii="Times New Roman" w:hAnsi="Times New Roman"/>
+          <w:b/>
+          <w:color w:val="000000"/>
+          <w:sz w:val="24"/>
+        </w:rPr>
+        <w:t>і</w:t>
+      </w:r>
+      <w:r>
+        <w:rPr>
+          <w:rFonts w:ascii="Times New Roman" w:hAnsi="Times New Roman"/>
+          <w:b/>
+          <w:color w:val="000000"/>
+          <w:sz w:val="24"/>
+        </w:rPr>
+        <w:t xml:space="preserve"> </w:t>
+      </w:r>
+      <w:r>
+        <w:rPr>
+          <w:rFonts w:ascii="Times New Roman" w:hAnsi="Times New Roman"/>
+          <w:b/>
+          <w:color w:val="000000"/>
+          <w:sz w:val="24"/>
+        </w:rPr>
+        <w:t>землю.</w:t>
+      </w:r>
+    </w:p>
+    <w:p>
+      <w:pPr>
+        <w:pStyle w:val="a"/>
+      </w:pPr>
+      <w:r>
+        <w:rPr>
+          <w:rFonts w:ascii="Times New Roman" w:hAnsi="Times New Roman"/>
+          <w:i/>
+          <w:color w:val="FF0000"/>
+          <w:sz w:val="24"/>
+        </w:rPr>
+        <w:t>Стих:</w:t>
+      </w:r>
+      <w:r>
+        <w:rPr>
+          <w:rFonts w:ascii="Times New Roman" w:hAnsi="Times New Roman"/>
+          <w:i/>
+          <w:color w:val="000000"/>
+          <w:sz w:val="24"/>
+        </w:rPr>
+        <w:t xml:space="preserve"> </w:t>
+      </w:r>
+      <w:r>
+        <w:rPr>
+          <w:rFonts w:ascii="Times New Roman" w:hAnsi="Times New Roman"/>
+          <w:color w:val="000000"/>
+          <w:sz w:val="24"/>
           <w:u w:val="single"/>
         </w:rPr>
-      </w:pPr>
-      <w:r>
-        <w:rPr>
-          <w:rFonts w:ascii="Times New Roman" w:cs="Times New Roman" w:eastAsia="Times New Roman" w:hAnsi="Times New Roman"/>
-          <w:i w:val="1"/>
-          <w:color w:val="ff0000"/>
-          <w:sz w:val="24"/>
-          <w:szCs w:val="24"/>
-          <w:rtl w:val="0"/>
-        </w:rPr>
-        <w:t xml:space="preserve">Стих:</w:t>
-      </w:r>
-      <w:r>
-        <w:rPr>
-          <w:rFonts w:ascii="Times New Roman" w:cs="Times New Roman" w:eastAsia="Times New Roman" w:hAnsi="Times New Roman"/>
-          <w:sz w:val="24"/>
-          <w:szCs w:val="24"/>
+        <w:t>Очі</w:t>
+      </w:r>
+      <w:r>
+        <w:rPr>
+          <w:rFonts w:ascii="Times New Roman" w:hAnsi="Times New Roman"/>
+          <w:color w:val="000000"/>
+          <w:sz w:val="24"/>
           <w:u w:val="single"/>
-          <w:rtl w:val="0"/>
-        </w:rPr>
-        <w:t xml:space="preserve">Господь мій пастир: нічого мені не бракуватиме; на зелених пасовиськах він поселив мене.</w:t>
-      </w:r>
-    </w:p>
-    <w:p>
-      <w:pPr>
-        <w:spacing w:after="120" w:lineRule="auto"/>
-        <w:rPr>
-          <w:rFonts w:ascii="Times New Roman" w:cs="Times New Roman" w:eastAsia="Times New Roman" w:hAnsi="Times New Roman"/>
-          <w:i w:val="1"/>
-          <w:color w:val="ff0000"/>
-          <w:sz w:val="24"/>
-          <w:szCs w:val="24"/>
-        </w:rPr>
-      </w:pPr>
-      <w:r>
-        <w:rPr>
-          <w:rtl w:val="0"/>
-        </w:rPr>
-      </w:r>
-    </w:p>
+        </w:rPr>
+        <w:t xml:space="preserve"> </w:t>
+      </w:r>
+      <w:r>
+        <w:rPr>
+          <w:rFonts w:ascii="Times New Roman" w:hAnsi="Times New Roman"/>
+          <w:color w:val="000000"/>
+          <w:sz w:val="24"/>
+          <w:u w:val="single"/>
+        </w:rPr>
+        <w:t>мої</w:t>
+      </w:r>
+      <w:r>
+        <w:rPr>
+          <w:rFonts w:ascii="Times New Roman" w:hAnsi="Times New Roman"/>
+          <w:color w:val="000000"/>
+          <w:sz w:val="24"/>
+          <w:u w:val="single"/>
+        </w:rPr>
+        <w:t xml:space="preserve"> </w:t>
+      </w:r>
+      <w:r>
+        <w:rPr>
+          <w:rFonts w:ascii="Times New Roman" w:hAnsi="Times New Roman"/>
+          <w:color w:val="000000"/>
+          <w:sz w:val="24"/>
+          <w:u w:val="single"/>
+        </w:rPr>
+        <w:t>підводжу</w:t>
+      </w:r>
+      <w:r>
+        <w:rPr>
+          <w:rFonts w:ascii="Times New Roman" w:hAnsi="Times New Roman"/>
+          <w:color w:val="000000"/>
+          <w:sz w:val="24"/>
+          <w:u w:val="single"/>
+        </w:rPr>
+        <w:t xml:space="preserve"> </w:t>
+      </w:r>
+      <w:r>
+        <w:rPr>
+          <w:rFonts w:ascii="Times New Roman" w:hAnsi="Times New Roman"/>
+          <w:color w:val="000000"/>
+          <w:sz w:val="24"/>
+          <w:u w:val="single"/>
+        </w:rPr>
+        <w:t>я</w:t>
+      </w:r>
+      <w:r>
+        <w:rPr>
+          <w:rFonts w:ascii="Times New Roman" w:hAnsi="Times New Roman"/>
+          <w:color w:val="000000"/>
+          <w:sz w:val="24"/>
+          <w:u w:val="single"/>
+        </w:rPr>
+        <w:t xml:space="preserve"> </w:t>
+      </w:r>
+      <w:r>
+        <w:rPr>
+          <w:rFonts w:ascii="Times New Roman" w:hAnsi="Times New Roman"/>
+          <w:color w:val="000000"/>
+          <w:sz w:val="24"/>
+          <w:u w:val="single"/>
+        </w:rPr>
+        <w:t>вгору,</w:t>
+      </w:r>
+      <w:r>
+        <w:rPr>
+          <w:rFonts w:ascii="Times New Roman" w:hAnsi="Times New Roman"/>
+          <w:color w:val="000000"/>
+          <w:sz w:val="24"/>
+          <w:u w:val="single"/>
+        </w:rPr>
+        <w:t xml:space="preserve"> </w:t>
+      </w:r>
+      <w:r>
+        <w:rPr>
+          <w:rFonts w:ascii="Times New Roman" w:hAnsi="Times New Roman"/>
+          <w:color w:val="000000"/>
+          <w:sz w:val="24"/>
+          <w:u w:val="single"/>
+        </w:rPr>
+        <w:t>звідки</w:t>
+      </w:r>
+      <w:r>
+        <w:rPr>
+          <w:rFonts w:ascii="Times New Roman" w:hAnsi="Times New Roman"/>
+          <w:color w:val="000000"/>
+          <w:sz w:val="24"/>
+          <w:u w:val="single"/>
+        </w:rPr>
+        <w:t xml:space="preserve"> </w:t>
+      </w:r>
+      <w:r>
+        <w:rPr>
+          <w:rFonts w:ascii="Times New Roman" w:hAnsi="Times New Roman"/>
+          <w:color w:val="000000"/>
+          <w:sz w:val="24"/>
+          <w:u w:val="single"/>
+        </w:rPr>
+        <w:t>прийде</w:t>
+      </w:r>
+      <w:r>
+        <w:rPr>
+          <w:rFonts w:ascii="Times New Roman" w:hAnsi="Times New Roman"/>
+          <w:color w:val="000000"/>
+          <w:sz w:val="24"/>
+          <w:u w:val="single"/>
+        </w:rPr>
+        <w:t xml:space="preserve"> </w:t>
+      </w:r>
+      <w:r>
+        <w:rPr>
+          <w:rFonts w:ascii="Times New Roman" w:hAnsi="Times New Roman"/>
+          <w:color w:val="000000"/>
+          <w:sz w:val="24"/>
+          <w:u w:val="single"/>
+        </w:rPr>
+        <w:t>моя</w:t>
+      </w:r>
+      <w:r>
+        <w:rPr>
+          <w:rFonts w:ascii="Times New Roman" w:hAnsi="Times New Roman"/>
+          <w:color w:val="000000"/>
+          <w:sz w:val="24"/>
+          <w:u w:val="single"/>
+        </w:rPr>
+        <w:t xml:space="preserve"> </w:t>
+      </w:r>
+      <w:r>
+        <w:rPr>
+          <w:rFonts w:ascii="Times New Roman" w:hAnsi="Times New Roman"/>
+          <w:color w:val="000000"/>
+          <w:sz w:val="24"/>
+          <w:u w:val="single"/>
+        </w:rPr>
+        <w:t>допомога.</w:t>
+      </w:r>
+    </w:p>
+    <w:p/>
     <w:p>
       <w:pPr>
         <w:pStyle w:val="Heading3"/>
@@ -9742,34 +9988,12 @@
       </w:r>
     </w:p>
     <w:p>
-      <w:pPr>
-        <w:spacing w:after="120" w:lineRule="auto"/>
-        <w:jc w:val="both"/>
-        <w:rPr>
-          <w:rFonts w:ascii="Times New Roman" w:cs="Times New Roman" w:eastAsia="Times New Roman" w:hAnsi="Times New Roman"/>
-          <w:sz w:val="24"/>
-          <w:szCs w:val="24"/>
-        </w:rPr>
-      </w:pPr>
-      <w:r>
-        <w:rPr>
-          <w:rFonts w:ascii="Times New Roman" w:cs="Times New Roman" w:eastAsia="Times New Roman" w:hAnsi="Times New Roman"/>
-          <w:i w:val="1"/>
-          <w:color w:val="ff0000"/>
-          <w:sz w:val="24"/>
-          <w:szCs w:val="24"/>
-          <w:rtl w:val="0"/>
-        </w:rPr>
-        <w:t xml:space="preserve">Священик:</w:t>
-      </w:r>
-      <w:r>
-        <w:rPr>
-          <w:rFonts w:ascii="Times New Roman" w:cs="Times New Roman" w:eastAsia="Times New Roman" w:hAnsi="Times New Roman"/>
-          <w:sz w:val="24"/>
-          <w:szCs w:val="24"/>
-          <w:rtl w:val="0"/>
-        </w:rPr>
-        <w:t xml:space="preserve"> Христос, істинний Бог наш, що зволив спочити в обіймах праведного Симеона спасіння нашого ради, молитвами пречистої своєї Матері, і всіх святих, помилує і спасе нас, як благий і чоловіколюбець.</w:t>
+      <w:r>
+        <w:rPr>
+          <w:rFonts w:ascii="Times New Roman" w:hAnsi="Times New Roman"/>
+          <w:sz w:val="24"/>
+        </w:rPr>
+        <w:t>Священик: Христос, істинний Бог наш, що зволив спочити в обіймах праведного Симеона спасіння нашого ради, молитвами пречистої Своєї Матері, святих, славних і всехвальних апостолів, і всіх святих, помилує і спасе нас, як благий і чоловіколюбець.</w:t>
       </w:r>
     </w:p>
     <w:p>
@@ -25481,34 +25705,12 @@
       </w:r>
     </w:p>
     <w:p>
-      <w:pPr>
-        <w:spacing w:after="120" w:lineRule="auto"/>
-        <w:jc w:val="both"/>
-        <w:rPr>
-          <w:rFonts w:ascii="Times New Roman" w:cs="Times New Roman" w:eastAsia="Times New Roman" w:hAnsi="Times New Roman"/>
-          <w:sz w:val="24"/>
-          <w:szCs w:val="24"/>
-        </w:rPr>
-      </w:pPr>
-      <w:r>
-        <w:rPr>
-          <w:rFonts w:ascii="Times New Roman" w:cs="Times New Roman" w:eastAsia="Times New Roman" w:hAnsi="Times New Roman"/>
-          <w:i w:val="1"/>
-          <w:color w:val="ff0000"/>
-          <w:sz w:val="24"/>
-          <w:szCs w:val="24"/>
-          <w:rtl w:val="0"/>
-        </w:rPr>
-        <w:t xml:space="preserve">Священик:</w:t>
-      </w:r>
-      <w:r>
-        <w:rPr>
-          <w:rFonts w:ascii="Times New Roman" w:cs="Times New Roman" w:eastAsia="Times New Roman" w:hAnsi="Times New Roman"/>
-          <w:sz w:val="24"/>
-          <w:szCs w:val="24"/>
-          <w:rtl w:val="0"/>
-        </w:rPr>
-        <w:t xml:space="preserve"> Христос, істинний Бог наш, що зволив спочити в обіймах праведного Симеона спасіння нашого ради, молитвами пречистої своєї Матері, і всіх святих, помилує і спасе нас, як благий і чоловіколюбець.</w:t>
+      <w:r>
+        <w:rPr>
+          <w:rFonts w:ascii="Times New Roman" w:hAnsi="Times New Roman"/>
+          <w:sz w:val="24"/>
+        </w:rPr>
+        <w:t>Священик: Христос, істинний Бог наш, що зволив спочити в обіймах праведного Симеона спасіння нашого ради, молитвами пречистої Своєї Матері, святих, славних і всехвальних апостолів, і всіх святих, помилує і спасе нас, як благий і чоловіколюбець.</w:t>
       </w:r>
     </w:p>
     <w:p>
